--- a/2o semestre/PSI0112 - Projeto Integrativo 1b.docx
+++ b/2o semestre/PSI0112 - Projeto Integrativo 1b.docx
@@ -71,8 +71,16 @@
               <w:rPr>
                 <w:rFonts w:ascii="Arial" w:eastAsia="Arial" w:hAnsi="Arial" w:cs="Arial"/>
               </w:rPr>
-              <w:t>1.  Código / Code</w:t>
-            </w:r>
+              <w:t xml:space="preserve">1.  Código / </w:t>
+            </w:r>
+            <w:proofErr w:type="spellStart"/>
+            <w:r>
+              <w:rPr>
+                <w:rFonts w:ascii="Arial" w:eastAsia="Arial" w:hAnsi="Arial" w:cs="Arial"/>
+              </w:rPr>
+              <w:t>Code</w:t>
+            </w:r>
+            <w:proofErr w:type="spellEnd"/>
           </w:p>
         </w:tc>
         <w:tc>
@@ -170,8 +178,17 @@
                 <w:rFonts w:ascii="Arial" w:eastAsia="Arial" w:hAnsi="Arial" w:cs="Arial"/>
                 <w:i/>
               </w:rPr>
-              <w:t>Complete Discipline Program</w:t>
-            </w:r>
+              <w:t xml:space="preserve">Complete Discipline </w:t>
+            </w:r>
+            <w:proofErr w:type="spellStart"/>
+            <w:r>
+              <w:rPr>
+                <w:rFonts w:ascii="Arial" w:eastAsia="Arial" w:hAnsi="Arial" w:cs="Arial"/>
+                <w:i/>
+              </w:rPr>
+              <w:t>Program</w:t>
+            </w:r>
+            <w:proofErr w:type="spellEnd"/>
           </w:p>
         </w:tc>
         <w:tc>
@@ -399,15 +416,52 @@
                 <w:rFonts w:ascii="Arial" w:eastAsia="Arial" w:hAnsi="Arial" w:cs="Arial"/>
                 <w:b/>
               </w:rPr>
-              <w:t xml:space="preserve">Projeto Integrativo Extensionista 1b   /  </w:t>
-            </w:r>
+              <w:t xml:space="preserve">Projeto Integrativo Extensionista 1b   </w:t>
+            </w:r>
+            <w:proofErr w:type="gramStart"/>
             <w:r>
               <w:rPr>
                 <w:rFonts w:ascii="Arial" w:eastAsia="Arial" w:hAnsi="Arial" w:cs="Arial"/>
                 <w:b/>
-                <w:i/>
-              </w:rPr>
-              <w:t>Integrative Extension Project 1b</w:t>
+              </w:rPr>
+              <w:t xml:space="preserve">/  </w:t>
+            </w:r>
+            <w:proofErr w:type="spellStart"/>
+            <w:r>
+              <w:rPr>
+                <w:rFonts w:ascii="Arial" w:eastAsia="Arial" w:hAnsi="Arial" w:cs="Arial"/>
+                <w:b/>
+                <w:i/>
+              </w:rPr>
+              <w:t>Integrative</w:t>
+            </w:r>
+            <w:proofErr w:type="spellEnd"/>
+            <w:proofErr w:type="gramEnd"/>
+            <w:r>
+              <w:rPr>
+                <w:rFonts w:ascii="Arial" w:eastAsia="Arial" w:hAnsi="Arial" w:cs="Arial"/>
+                <w:b/>
+                <w:i/>
+              </w:rPr>
+              <w:t xml:space="preserve"> </w:t>
+            </w:r>
+            <w:proofErr w:type="spellStart"/>
+            <w:r>
+              <w:rPr>
+                <w:rFonts w:ascii="Arial" w:eastAsia="Arial" w:hAnsi="Arial" w:cs="Arial"/>
+                <w:b/>
+                <w:i/>
+              </w:rPr>
+              <w:t>Extension</w:t>
+            </w:r>
+            <w:proofErr w:type="spellEnd"/>
+            <w:r>
+              <w:rPr>
+                <w:rFonts w:ascii="Arial" w:eastAsia="Arial" w:hAnsi="Arial" w:cs="Arial"/>
+                <w:b/>
+                <w:i/>
+              </w:rPr>
+              <w:t xml:space="preserve"> Project 1b</w:t>
             </w:r>
           </w:p>
         </w:tc>
@@ -446,8 +500,16 @@
               <w:rPr>
                 <w:rFonts w:ascii="Arial" w:eastAsia="Arial" w:hAnsi="Arial" w:cs="Arial"/>
               </w:rPr>
-              <w:t>3. Créditos / Credits</w:t>
-            </w:r>
+              <w:t xml:space="preserve">3. Créditos / </w:t>
+            </w:r>
+            <w:proofErr w:type="spellStart"/>
+            <w:r>
+              <w:rPr>
+                <w:rFonts w:ascii="Arial" w:eastAsia="Arial" w:hAnsi="Arial" w:cs="Arial"/>
+              </w:rPr>
+              <w:t>Credits</w:t>
+            </w:r>
+            <w:proofErr w:type="spellEnd"/>
           </w:p>
         </w:tc>
         <w:tc>
@@ -515,6 +577,7 @@
               </w:rPr>
               <w:t xml:space="preserve">Aula / </w:t>
             </w:r>
+            <w:proofErr w:type="spellStart"/>
             <w:r>
               <w:rPr>
                 <w:rFonts w:ascii="Arial" w:eastAsia="Arial" w:hAnsi="Arial" w:cs="Arial"/>
@@ -522,11 +585,26 @@
               </w:rPr>
               <w:t>Lessons</w:t>
             </w:r>
-            <w:r>
-              <w:rPr>
-                <w:rFonts w:ascii="Arial" w:eastAsia="Arial" w:hAnsi="Arial" w:cs="Arial"/>
-              </w:rPr>
-              <w:t xml:space="preserve">    (1 crédito = 15 h)</w:t>
+            <w:proofErr w:type="spellEnd"/>
+            <w:r>
+              <w:rPr>
+                <w:rFonts w:ascii="Arial" w:eastAsia="Arial" w:hAnsi="Arial" w:cs="Arial"/>
+              </w:rPr>
+              <w:t xml:space="preserve"> </w:t>
+            </w:r>
+            <w:proofErr w:type="gramStart"/>
+            <w:r>
+              <w:rPr>
+                <w:rFonts w:ascii="Arial" w:eastAsia="Arial" w:hAnsi="Arial" w:cs="Arial"/>
+              </w:rPr>
+              <w:t xml:space="preserve">   (</w:t>
+            </w:r>
+            <w:proofErr w:type="gramEnd"/>
+            <w:r>
+              <w:rPr>
+                <w:rFonts w:ascii="Arial" w:eastAsia="Arial" w:hAnsi="Arial" w:cs="Arial"/>
+              </w:rPr>
+              <w:t>1 crédito = 15 h)</w:t>
             </w:r>
           </w:p>
         </w:tc>
@@ -636,18 +714,42 @@
               </w:rPr>
               <w:t xml:space="preserve">Trabalho / </w:t>
             </w:r>
-            <w:r>
-              <w:rPr>
-                <w:rFonts w:ascii="Arial" w:eastAsia="Arial" w:hAnsi="Arial" w:cs="Arial"/>
-                <w:i/>
-              </w:rPr>
-              <w:t xml:space="preserve">Assignment   </w:t>
-            </w:r>
-            <w:r>
-              <w:rPr>
-                <w:rFonts w:ascii="Arial" w:eastAsia="Arial" w:hAnsi="Arial" w:cs="Arial"/>
-              </w:rPr>
-              <w:t xml:space="preserve"> (1 crédito = 30 h)</w:t>
+            <w:proofErr w:type="spellStart"/>
+            <w:r>
+              <w:rPr>
+                <w:rFonts w:ascii="Arial" w:eastAsia="Arial" w:hAnsi="Arial" w:cs="Arial"/>
+                <w:i/>
+              </w:rPr>
+              <w:t>Assignment</w:t>
+            </w:r>
+            <w:proofErr w:type="spellEnd"/>
+            <w:r>
+              <w:rPr>
+                <w:rFonts w:ascii="Arial" w:eastAsia="Arial" w:hAnsi="Arial" w:cs="Arial"/>
+                <w:i/>
+              </w:rPr>
+              <w:t xml:space="preserve"> </w:t>
+            </w:r>
+            <w:proofErr w:type="gramStart"/>
+            <w:r>
+              <w:rPr>
+                <w:rFonts w:ascii="Arial" w:eastAsia="Arial" w:hAnsi="Arial" w:cs="Arial"/>
+                <w:i/>
+              </w:rPr>
+              <w:t xml:space="preserve">  </w:t>
+            </w:r>
+            <w:r>
+              <w:rPr>
+                <w:rFonts w:ascii="Arial" w:eastAsia="Arial" w:hAnsi="Arial" w:cs="Arial"/>
+              </w:rPr>
+              <w:t xml:space="preserve"> (</w:t>
+            </w:r>
+            <w:proofErr w:type="gramEnd"/>
+            <w:r>
+              <w:rPr>
+                <w:rFonts w:ascii="Arial" w:eastAsia="Arial" w:hAnsi="Arial" w:cs="Arial"/>
+              </w:rPr>
+              <w:t>1 crédito = 30 h)</w:t>
             </w:r>
           </w:p>
         </w:tc>
@@ -748,18 +850,35 @@
               </w:rPr>
               <w:t xml:space="preserve">Extensão / </w:t>
             </w:r>
-            <w:r>
-              <w:rPr>
-                <w:rFonts w:ascii="Arial" w:eastAsia="Arial" w:hAnsi="Arial" w:cs="Arial"/>
-                <w:i/>
-              </w:rPr>
-              <w:t xml:space="preserve">Outreach  </w:t>
-            </w:r>
-            <w:r>
-              <w:rPr>
-                <w:rFonts w:ascii="Arial" w:eastAsia="Arial" w:hAnsi="Arial" w:cs="Arial"/>
-              </w:rPr>
-              <w:t xml:space="preserve"> (1 crédito = 30 h)</w:t>
+            <w:proofErr w:type="spellStart"/>
+            <w:r>
+              <w:rPr>
+                <w:rFonts w:ascii="Arial" w:eastAsia="Arial" w:hAnsi="Arial" w:cs="Arial"/>
+                <w:i/>
+              </w:rPr>
+              <w:t>Outreach</w:t>
+            </w:r>
+            <w:proofErr w:type="spellEnd"/>
+            <w:proofErr w:type="gramStart"/>
+            <w:r>
+              <w:rPr>
+                <w:rFonts w:ascii="Arial" w:eastAsia="Arial" w:hAnsi="Arial" w:cs="Arial"/>
+                <w:i/>
+              </w:rPr>
+              <w:t xml:space="preserve">  </w:t>
+            </w:r>
+            <w:r>
+              <w:rPr>
+                <w:rFonts w:ascii="Arial" w:eastAsia="Arial" w:hAnsi="Arial" w:cs="Arial"/>
+              </w:rPr>
+              <w:t xml:space="preserve"> (</w:t>
+            </w:r>
+            <w:proofErr w:type="gramEnd"/>
+            <w:r>
+              <w:rPr>
+                <w:rFonts w:ascii="Arial" w:eastAsia="Arial" w:hAnsi="Arial" w:cs="Arial"/>
+              </w:rPr>
+              <w:t>1 crédito = 30 h)</w:t>
             </w:r>
           </w:p>
         </w:tc>
@@ -803,8 +922,16 @@
               <w:rPr>
                 <w:rFonts w:ascii="Arial" w:eastAsia="Arial" w:hAnsi="Arial" w:cs="Arial"/>
               </w:rPr>
-              <w:t>4. Vagas / Places</w:t>
-            </w:r>
+              <w:t xml:space="preserve">4. Vagas / </w:t>
+            </w:r>
+            <w:proofErr w:type="spellStart"/>
+            <w:r>
+              <w:rPr>
+                <w:rFonts w:ascii="Arial" w:eastAsia="Arial" w:hAnsi="Arial" w:cs="Arial"/>
+              </w:rPr>
+              <w:t>Places</w:t>
+            </w:r>
+            <w:proofErr w:type="spellEnd"/>
           </w:p>
         </w:tc>
         <w:tc>
@@ -890,8 +1017,17 @@
                 <w:rFonts w:ascii="Arial" w:eastAsia="Arial" w:hAnsi="Arial" w:cs="Arial"/>
                 <w:i/>
               </w:rPr>
-              <w:t>Regular students</w:t>
-            </w:r>
+              <w:t xml:space="preserve">Regular </w:t>
+            </w:r>
+            <w:proofErr w:type="spellStart"/>
+            <w:r>
+              <w:rPr>
+                <w:rFonts w:ascii="Arial" w:eastAsia="Arial" w:hAnsi="Arial" w:cs="Arial"/>
+                <w:i/>
+              </w:rPr>
+              <w:t>students</w:t>
+            </w:r>
+            <w:proofErr w:type="spellEnd"/>
           </w:p>
         </w:tc>
       </w:tr>
@@ -1006,13 +1142,31 @@
               </w:rPr>
               <w:t xml:space="preserve">Alunos especiais / </w:t>
             </w:r>
-            <w:r>
-              <w:rPr>
-                <w:rFonts w:ascii="Arial" w:eastAsia="Arial" w:hAnsi="Arial" w:cs="Arial"/>
-                <w:i/>
-              </w:rPr>
-              <w:t>Special regime students</w:t>
-            </w:r>
+            <w:proofErr w:type="spellStart"/>
+            <w:r>
+              <w:rPr>
+                <w:rFonts w:ascii="Arial" w:eastAsia="Arial" w:hAnsi="Arial" w:cs="Arial"/>
+                <w:i/>
+              </w:rPr>
+              <w:t>Special</w:t>
+            </w:r>
+            <w:proofErr w:type="spellEnd"/>
+            <w:r>
+              <w:rPr>
+                <w:rFonts w:ascii="Arial" w:eastAsia="Arial" w:hAnsi="Arial" w:cs="Arial"/>
+                <w:i/>
+              </w:rPr>
+              <w:t xml:space="preserve"> regime </w:t>
+            </w:r>
+            <w:proofErr w:type="spellStart"/>
+            <w:r>
+              <w:rPr>
+                <w:rFonts w:ascii="Arial" w:eastAsia="Arial" w:hAnsi="Arial" w:cs="Arial"/>
+                <w:i/>
+              </w:rPr>
+              <w:t>students</w:t>
+            </w:r>
+            <w:proofErr w:type="spellEnd"/>
           </w:p>
         </w:tc>
       </w:tr>
@@ -1053,8 +1207,16 @@
               <w:rPr>
                 <w:rFonts w:ascii="Arial" w:eastAsia="Arial" w:hAnsi="Arial" w:cs="Arial"/>
               </w:rPr>
-              <w:t>5. Duração / Duration</w:t>
-            </w:r>
+              <w:t xml:space="preserve">5. Duração / </w:t>
+            </w:r>
+            <w:proofErr w:type="spellStart"/>
+            <w:r>
+              <w:rPr>
+                <w:rFonts w:ascii="Arial" w:eastAsia="Arial" w:hAnsi="Arial" w:cs="Arial"/>
+              </w:rPr>
+              <w:t>Duration</w:t>
+            </w:r>
+            <w:proofErr w:type="spellEnd"/>
           </w:p>
         </w:tc>
         <w:tc>
@@ -1140,12 +1302,21 @@
               </w:rPr>
               <w:t xml:space="preserve">(semanas / </w:t>
             </w:r>
-            <w:r>
-              <w:rPr>
-                <w:rFonts w:ascii="Arial" w:eastAsia="Arial" w:hAnsi="Arial" w:cs="Arial"/>
-                <w:i/>
-              </w:rPr>
-              <w:t>weeks)</w:t>
+            <w:proofErr w:type="spellStart"/>
+            <w:r>
+              <w:rPr>
+                <w:rFonts w:ascii="Arial" w:eastAsia="Arial" w:hAnsi="Arial" w:cs="Arial"/>
+                <w:i/>
+              </w:rPr>
+              <w:t>weeks</w:t>
+            </w:r>
+            <w:proofErr w:type="spellEnd"/>
+            <w:r>
+              <w:rPr>
+                <w:rFonts w:ascii="Arial" w:eastAsia="Arial" w:hAnsi="Arial" w:cs="Arial"/>
+                <w:i/>
+              </w:rPr>
+              <w:t>)</w:t>
             </w:r>
           </w:p>
         </w:tc>
@@ -1187,8 +1358,16 @@
               <w:rPr>
                 <w:rFonts w:ascii="Arial" w:eastAsia="Arial" w:hAnsi="Arial" w:cs="Arial"/>
               </w:rPr>
-              <w:t>6. Tipo / Type</w:t>
-            </w:r>
+              <w:t xml:space="preserve">6. Tipo / </w:t>
+            </w:r>
+            <w:proofErr w:type="spellStart"/>
+            <w:r>
+              <w:rPr>
+                <w:rFonts w:ascii="Arial" w:eastAsia="Arial" w:hAnsi="Arial" w:cs="Arial"/>
+              </w:rPr>
+              <w:t>Type</w:t>
+            </w:r>
+            <w:proofErr w:type="spellEnd"/>
           </w:p>
         </w:tc>
         <w:tc>
@@ -1490,6 +1669,7 @@
               </w:rPr>
               <w:t xml:space="preserve">8. Objetivos / </w:t>
             </w:r>
+            <w:proofErr w:type="spellStart"/>
             <w:r>
               <w:rPr>
                 <w:rFonts w:ascii="Arial" w:eastAsia="Arial" w:hAnsi="Arial" w:cs="Arial"/>
@@ -1497,43 +1677,61 @@
               </w:rPr>
               <w:t>Goals</w:t>
             </w:r>
-          </w:p>
-          <w:p>
-            <w:pPr>
-              <w:widowControl/>
-              <w:pBdr>
-                <w:top w:val="nil"/>
-                <w:left w:val="nil"/>
-                <w:bottom w:val="nil"/>
-                <w:right w:val="nil"/>
-                <w:between w:val="nil"/>
-              </w:pBdr>
-              <w:rPr>
-                <w:rFonts w:ascii="Arial" w:eastAsia="Arial" w:hAnsi="Arial" w:cs="Arial"/>
-                <w:i/>
-              </w:rPr>
-            </w:pPr>
-          </w:p>
-          <w:p>
-            <w:pPr>
-              <w:widowControl/>
-              <w:pBdr>
-                <w:top w:val="nil"/>
-                <w:left w:val="nil"/>
-                <w:bottom w:val="nil"/>
-                <w:right w:val="nil"/>
-                <w:between w:val="nil"/>
-              </w:pBdr>
-              <w:jc w:val="both"/>
-              <w:rPr>
-                <w:rFonts w:ascii="Arial" w:eastAsia="Arial" w:hAnsi="Arial" w:cs="Arial"/>
-              </w:rPr>
-            </w:pPr>
-            <w:r>
-              <w:rPr>
-                <w:rFonts w:ascii="Arial" w:eastAsia="Arial" w:hAnsi="Arial" w:cs="Arial"/>
-              </w:rPr>
-              <w:t>A disciplina em questão tem como foco o desenvolvimento das competências definidas para o curso de Engenharia Elétrica (Projeto Piloto) nas proporções estabelecidas pelo projeto pedagógico. Para isso, os seguintes Objetivos de Aprendizagem foram estabelecidos:</w:t>
+            <w:proofErr w:type="spellEnd"/>
+          </w:p>
+          <w:p>
+            <w:pPr>
+              <w:widowControl/>
+              <w:pBdr>
+                <w:top w:val="nil"/>
+                <w:left w:val="nil"/>
+                <w:bottom w:val="nil"/>
+                <w:right w:val="nil"/>
+                <w:between w:val="nil"/>
+              </w:pBdr>
+              <w:rPr>
+                <w:rFonts w:ascii="Arial" w:eastAsia="Arial" w:hAnsi="Arial" w:cs="Arial"/>
+                <w:i/>
+              </w:rPr>
+            </w:pPr>
+          </w:p>
+          <w:p>
+            <w:pPr>
+              <w:widowControl/>
+              <w:pBdr>
+                <w:top w:val="nil"/>
+                <w:left w:val="nil"/>
+                <w:bottom w:val="nil"/>
+                <w:right w:val="nil"/>
+                <w:between w:val="nil"/>
+              </w:pBdr>
+              <w:rPr>
+                <w:rFonts w:ascii="Arial" w:eastAsia="Arial" w:hAnsi="Arial" w:cs="Arial"/>
+              </w:rPr>
+            </w:pPr>
+            <w:r>
+              <w:rPr>
+                <w:rFonts w:ascii="Arial" w:eastAsia="Arial" w:hAnsi="Arial" w:cs="Arial"/>
+              </w:rPr>
+              <w:t xml:space="preserve">A disciplina em questão tem como foco o desenvolvimento das competências definidas para o curso de </w:t>
+            </w:r>
+            <w:r>
+              <w:rPr>
+                <w:rFonts w:ascii="Arial" w:eastAsia="Arial" w:hAnsi="Arial" w:cs="Arial"/>
+              </w:rPr>
+              <w:t>Engenharia Eletrônica e de Sistemas Computacionais</w:t>
+            </w:r>
+            <w:r>
+              <w:rPr>
+                <w:rFonts w:ascii="Arial" w:eastAsia="Arial" w:hAnsi="Arial" w:cs="Arial"/>
+              </w:rPr>
+              <w:t xml:space="preserve"> </w:t>
+            </w:r>
+            <w:r>
+              <w:rPr>
+                <w:rFonts w:ascii="Arial" w:eastAsia="Arial" w:hAnsi="Arial" w:cs="Arial"/>
+              </w:rPr>
+              <w:t>nas proporções estabelecidas pelo projeto pedagógico. Para isso, os seguintes Objetivos de Aprendizagem foram estabelecidos:</w:t>
             </w:r>
           </w:p>
           <w:p>
@@ -1692,7 +1890,21 @@
               <w:rPr>
                 <w:rFonts w:ascii="Arial" w:eastAsia="Arial" w:hAnsi="Arial" w:cs="Arial"/>
               </w:rPr>
-              <w:t>Gerar desenhos de de execução</w:t>
+              <w:t xml:space="preserve">Gerar desenhos de </w:t>
+            </w:r>
+            <w:proofErr w:type="spellStart"/>
+            <w:r>
+              <w:rPr>
+                <w:rFonts w:ascii="Arial" w:eastAsia="Arial" w:hAnsi="Arial" w:cs="Arial"/>
+              </w:rPr>
+              <w:t>de</w:t>
+            </w:r>
+            <w:proofErr w:type="spellEnd"/>
+            <w:r>
+              <w:rPr>
+                <w:rFonts w:ascii="Arial" w:eastAsia="Arial" w:hAnsi="Arial" w:cs="Arial"/>
+              </w:rPr>
+              <w:t xml:space="preserve"> execução</w:t>
             </w:r>
           </w:p>
           <w:p>
@@ -1729,20 +1941,51 @@
                 <w:right w:val="nil"/>
                 <w:between w:val="nil"/>
               </w:pBdr>
-              <w:jc w:val="both"/>
+              <w:rPr>
+                <w:rFonts w:ascii="Arial" w:eastAsia="Arial" w:hAnsi="Arial" w:cs="Arial"/>
+                <w:i/>
+                <w:lang w:val="en-US"/>
+              </w:rPr>
+            </w:pPr>
+            <w:r>
               <w:rPr>
                 <w:rFonts w:ascii="Arial" w:eastAsia="Arial" w:hAnsi="Arial" w:cs="Arial"/>
                 <w:i/>
                 <w:lang w:val="en-GB"/>
               </w:rPr>
-            </w:pPr>
+              <w:t xml:space="preserve">The discipline in question focuses on developing the competencies defined for the </w:t>
+            </w:r>
+            <w:r>
+              <w:rPr>
+                <w:rFonts w:ascii="Arial" w:eastAsia="Arial" w:hAnsi="Arial" w:cs="Arial"/>
+                <w:i/>
+                <w:lang w:val="en-US"/>
+              </w:rPr>
+              <w:t>Electronic and Computational S</w:t>
+            </w:r>
+            <w:r>
+              <w:rPr>
+                <w:rFonts w:ascii="Arial" w:eastAsia="Arial" w:hAnsi="Arial" w:cs="Arial"/>
+                <w:i/>
+                <w:lang w:val="en-US"/>
+              </w:rPr>
+              <w:t>y</w:t>
+            </w:r>
+            <w:r>
+              <w:rPr>
+                <w:rFonts w:ascii="Arial" w:eastAsia="Arial" w:hAnsi="Arial" w:cs="Arial"/>
+                <w:i/>
+                <w:lang w:val="en-US"/>
+              </w:rPr>
+              <w:t>stems Engineering</w:t>
+            </w:r>
             <w:r>
               <w:rPr>
                 <w:rFonts w:ascii="Arial" w:eastAsia="Arial" w:hAnsi="Arial" w:cs="Arial"/>
                 <w:i/>
                 <w:lang w:val="en-GB"/>
               </w:rPr>
-              <w:t>The discipline in question focuses on developing the competencies defined for the Electrical Engineering course (Pilot Project) in the proportions established by the pedagogical project. For this purpose, the following Learning Objectives have been established:</w:t>
+              <w:t xml:space="preserve"> in the proportions established by the pedagogical project. For this purpose, the following Learning Objectives have been established:</w:t>
             </w:r>
           </w:p>
           <w:p>
@@ -1796,13 +2039,31 @@
                 <w:i/>
               </w:rPr>
             </w:pPr>
-            <w:r>
-              <w:rPr>
-                <w:rFonts w:ascii="Arial" w:eastAsia="Arial" w:hAnsi="Arial" w:cs="Arial"/>
-                <w:i/>
-              </w:rPr>
-              <w:t>Perform conceptual projects</w:t>
-            </w:r>
+            <w:proofErr w:type="spellStart"/>
+            <w:r>
+              <w:rPr>
+                <w:rFonts w:ascii="Arial" w:eastAsia="Arial" w:hAnsi="Arial" w:cs="Arial"/>
+                <w:i/>
+              </w:rPr>
+              <w:t>Perform</w:t>
+            </w:r>
+            <w:proofErr w:type="spellEnd"/>
+            <w:r>
+              <w:rPr>
+                <w:rFonts w:ascii="Arial" w:eastAsia="Arial" w:hAnsi="Arial" w:cs="Arial"/>
+                <w:i/>
+              </w:rPr>
+              <w:t xml:space="preserve"> conceptual </w:t>
+            </w:r>
+            <w:proofErr w:type="spellStart"/>
+            <w:r>
+              <w:rPr>
+                <w:rFonts w:ascii="Arial" w:eastAsia="Arial" w:hAnsi="Arial" w:cs="Arial"/>
+                <w:i/>
+              </w:rPr>
+              <w:t>projects</w:t>
+            </w:r>
+            <w:proofErr w:type="spellEnd"/>
           </w:p>
           <w:p>
             <w:pPr>
@@ -1904,12 +2165,53 @@
                 <w:i/>
               </w:rPr>
             </w:pPr>
-            <w:r>
-              <w:rPr>
-                <w:rFonts w:ascii="Arial" w:eastAsia="Arial" w:hAnsi="Arial" w:cs="Arial"/>
-                <w:i/>
-              </w:rPr>
-              <w:t>Apply technical drawing standards</w:t>
+            <w:proofErr w:type="spellStart"/>
+            <w:r>
+              <w:rPr>
+                <w:rFonts w:ascii="Arial" w:eastAsia="Arial" w:hAnsi="Arial" w:cs="Arial"/>
+                <w:i/>
+              </w:rPr>
+              <w:t>Apply</w:t>
+            </w:r>
+            <w:proofErr w:type="spellEnd"/>
+            <w:r>
+              <w:rPr>
+                <w:rFonts w:ascii="Arial" w:eastAsia="Arial" w:hAnsi="Arial" w:cs="Arial"/>
+                <w:i/>
+              </w:rPr>
+              <w:t xml:space="preserve"> </w:t>
+            </w:r>
+            <w:proofErr w:type="spellStart"/>
+            <w:r>
+              <w:rPr>
+                <w:rFonts w:ascii="Arial" w:eastAsia="Arial" w:hAnsi="Arial" w:cs="Arial"/>
+                <w:i/>
+              </w:rPr>
+              <w:t>technical</w:t>
+            </w:r>
+            <w:proofErr w:type="spellEnd"/>
+            <w:r>
+              <w:rPr>
+                <w:rFonts w:ascii="Arial" w:eastAsia="Arial" w:hAnsi="Arial" w:cs="Arial"/>
+                <w:i/>
+              </w:rPr>
+              <w:t xml:space="preserve"> </w:t>
+            </w:r>
+            <w:proofErr w:type="spellStart"/>
+            <w:r>
+              <w:rPr>
+                <w:rFonts w:ascii="Arial" w:eastAsia="Arial" w:hAnsi="Arial" w:cs="Arial"/>
+                <w:i/>
+              </w:rPr>
+              <w:t>drawing</w:t>
+            </w:r>
+            <w:proofErr w:type="spellEnd"/>
+            <w:r>
+              <w:rPr>
+                <w:rFonts w:ascii="Arial" w:eastAsia="Arial" w:hAnsi="Arial" w:cs="Arial"/>
+                <w:i/>
+              </w:rPr>
+              <w:t xml:space="preserve"> standards</w:t>
             </w:r>
           </w:p>
           <w:p>
@@ -1924,12 +2226,53 @@
                 <w:i/>
               </w:rPr>
             </w:pPr>
-            <w:r>
-              <w:rPr>
-                <w:rFonts w:ascii="Arial" w:eastAsia="Arial" w:hAnsi="Arial" w:cs="Arial"/>
-                <w:i/>
-              </w:rPr>
-              <w:t>Generate detailed drawings.</w:t>
+            <w:proofErr w:type="spellStart"/>
+            <w:r>
+              <w:rPr>
+                <w:rFonts w:ascii="Arial" w:eastAsia="Arial" w:hAnsi="Arial" w:cs="Arial"/>
+                <w:i/>
+              </w:rPr>
+              <w:t>Generate</w:t>
+            </w:r>
+            <w:proofErr w:type="spellEnd"/>
+            <w:r>
+              <w:rPr>
+                <w:rFonts w:ascii="Arial" w:eastAsia="Arial" w:hAnsi="Arial" w:cs="Arial"/>
+                <w:i/>
+              </w:rPr>
+              <w:t xml:space="preserve"> </w:t>
+            </w:r>
+            <w:proofErr w:type="spellStart"/>
+            <w:r>
+              <w:rPr>
+                <w:rFonts w:ascii="Arial" w:eastAsia="Arial" w:hAnsi="Arial" w:cs="Arial"/>
+                <w:i/>
+              </w:rPr>
+              <w:t>detailed</w:t>
+            </w:r>
+            <w:proofErr w:type="spellEnd"/>
+            <w:r>
+              <w:rPr>
+                <w:rFonts w:ascii="Arial" w:eastAsia="Arial" w:hAnsi="Arial" w:cs="Arial"/>
+                <w:i/>
+              </w:rPr>
+              <w:t xml:space="preserve"> </w:t>
+            </w:r>
+            <w:proofErr w:type="spellStart"/>
+            <w:r>
+              <w:rPr>
+                <w:rFonts w:ascii="Arial" w:eastAsia="Arial" w:hAnsi="Arial" w:cs="Arial"/>
+                <w:i/>
+              </w:rPr>
+              <w:t>drawings</w:t>
+            </w:r>
+            <w:proofErr w:type="spellEnd"/>
+            <w:r>
+              <w:rPr>
+                <w:rFonts w:ascii="Arial" w:eastAsia="Arial" w:hAnsi="Arial" w:cs="Arial"/>
+                <w:i/>
+              </w:rPr>
+              <w:t>.</w:t>
             </w:r>
           </w:p>
           <w:p>
@@ -2286,7 +2629,23 @@
                 <w:rFonts w:ascii="Arial" w:eastAsia="Arial" w:hAnsi="Arial" w:cs="Arial"/>
                 <w:b/>
               </w:rPr>
-              <w:t>Ariana Lacorte Caniato Serrano</w:t>
+              <w:t xml:space="preserve">Ariana Lacorte </w:t>
+            </w:r>
+            <w:proofErr w:type="spellStart"/>
+            <w:r>
+              <w:rPr>
+                <w:rFonts w:ascii="Arial" w:eastAsia="Arial" w:hAnsi="Arial" w:cs="Arial"/>
+                <w:b/>
+              </w:rPr>
+              <w:t>Caniato</w:t>
+            </w:r>
+            <w:proofErr w:type="spellEnd"/>
+            <w:r>
+              <w:rPr>
+                <w:rFonts w:ascii="Arial" w:eastAsia="Arial" w:hAnsi="Arial" w:cs="Arial"/>
+                <w:b/>
+              </w:rPr>
+              <w:t xml:space="preserve"> Serrano</w:t>
             </w:r>
           </w:p>
           <w:p>
@@ -2376,8 +2735,18 @@
                 <w:rFonts w:ascii="Arial" w:eastAsia="Arial" w:hAnsi="Arial" w:cs="Arial"/>
                 <w:i/>
               </w:rPr>
-              <w:t>Courses served</w:t>
-            </w:r>
+              <w:t xml:space="preserve">Courses </w:t>
+            </w:r>
+            <w:proofErr w:type="spellStart"/>
+            <w:proofErr w:type="gramStart"/>
+            <w:r>
+              <w:rPr>
+                <w:rFonts w:ascii="Arial" w:eastAsia="Arial" w:hAnsi="Arial" w:cs="Arial"/>
+                <w:i/>
+              </w:rPr>
+              <w:t>served</w:t>
+            </w:r>
+            <w:proofErr w:type="spellEnd"/>
             <w:r>
               <w:rPr>
                 <w:rFonts w:ascii="Arial" w:eastAsia="Arial" w:hAnsi="Arial" w:cs="Arial"/>
@@ -2389,7 +2758,14 @@
               <w:rPr>
                 <w:rFonts w:ascii="Arial" w:eastAsia="Arial" w:hAnsi="Arial" w:cs="Arial"/>
               </w:rPr>
-              <w:t xml:space="preserve"> (fornecer código e nome – um curso por linha)</w:t>
+              <w:t xml:space="preserve"> (</w:t>
+            </w:r>
+            <w:proofErr w:type="gramEnd"/>
+            <w:r>
+              <w:rPr>
+                <w:rFonts w:ascii="Arial" w:eastAsia="Arial" w:hAnsi="Arial" w:cs="Arial"/>
+              </w:rPr>
+              <w:t>fornecer código e nome – um curso por linha)</w:t>
             </w:r>
           </w:p>
         </w:tc>
@@ -2484,21 +2860,38 @@
                 <w:i/>
                 <w:lang w:val="en-US"/>
               </w:rPr>
-              <w:t>Electronic and Computational Sistems Engineering</w:t>
-            </w:r>
-          </w:p>
-          <w:p>
-            <w:pPr>
-              <w:widowControl/>
-              <w:pBdr>
-                <w:top w:val="nil"/>
-                <w:left w:val="nil"/>
-                <w:bottom w:val="nil"/>
-                <w:right w:val="nil"/>
-                <w:between w:val="nil"/>
-              </w:pBdr>
-              <w:rPr>
-                <w:rFonts w:ascii="Arial" w:eastAsia="Arial" w:hAnsi="Arial" w:cs="Arial"/>
+              <w:t>Electronic and Computational S</w:t>
+            </w:r>
+            <w:r>
+              <w:rPr>
+                <w:rFonts w:ascii="Arial" w:eastAsia="Arial" w:hAnsi="Arial" w:cs="Arial"/>
+                <w:i/>
+                <w:lang w:val="en-US"/>
+              </w:rPr>
+              <w:t>y</w:t>
+            </w:r>
+            <w:r>
+              <w:rPr>
+                <w:rFonts w:ascii="Arial" w:eastAsia="Arial" w:hAnsi="Arial" w:cs="Arial"/>
+                <w:i/>
+                <w:lang w:val="en-US"/>
+              </w:rPr>
+              <w:t>stems Engineering</w:t>
+            </w:r>
+          </w:p>
+          <w:p>
+            <w:pPr>
+              <w:widowControl/>
+              <w:pBdr>
+                <w:top w:val="nil"/>
+                <w:left w:val="nil"/>
+                <w:bottom w:val="nil"/>
+                <w:right w:val="nil"/>
+                <w:between w:val="nil"/>
+              </w:pBdr>
+              <w:rPr>
+                <w:rFonts w:ascii="Arial" w:eastAsia="Arial" w:hAnsi="Arial" w:cs="Arial"/>
+                <w:lang w:val="en-GB"/>
               </w:rPr>
             </w:pPr>
           </w:p>
@@ -3009,13 +3402,31 @@
               </w:rPr>
               <w:t xml:space="preserve">13. Método de avaliação / </w:t>
             </w:r>
-            <w:r>
-              <w:rPr>
-                <w:rFonts w:ascii="Arial" w:eastAsia="Arial" w:hAnsi="Arial" w:cs="Arial"/>
-                <w:i/>
-              </w:rPr>
-              <w:t>Evaluation method</w:t>
-            </w:r>
+            <w:proofErr w:type="spellStart"/>
+            <w:r>
+              <w:rPr>
+                <w:rFonts w:ascii="Arial" w:eastAsia="Arial" w:hAnsi="Arial" w:cs="Arial"/>
+                <w:i/>
+              </w:rPr>
+              <w:t>Evaluation</w:t>
+            </w:r>
+            <w:proofErr w:type="spellEnd"/>
+            <w:r>
+              <w:rPr>
+                <w:rFonts w:ascii="Arial" w:eastAsia="Arial" w:hAnsi="Arial" w:cs="Arial"/>
+                <w:i/>
+              </w:rPr>
+              <w:t xml:space="preserve"> </w:t>
+            </w:r>
+            <w:proofErr w:type="spellStart"/>
+            <w:r>
+              <w:rPr>
+                <w:rFonts w:ascii="Arial" w:eastAsia="Arial" w:hAnsi="Arial" w:cs="Arial"/>
+                <w:i/>
+              </w:rPr>
+              <w:t>method</w:t>
+            </w:r>
+            <w:proofErr w:type="spellEnd"/>
           </w:p>
         </w:tc>
       </w:tr>
@@ -3219,13 +3630,31 @@
               </w:rPr>
               <w:t xml:space="preserve">14. Critério de avaliação / </w:t>
             </w:r>
-            <w:r>
-              <w:rPr>
-                <w:rFonts w:ascii="Arial" w:eastAsia="Arial" w:hAnsi="Arial" w:cs="Arial"/>
-                <w:i/>
-              </w:rPr>
-              <w:t>Criterion for approval</w:t>
-            </w:r>
+            <w:proofErr w:type="spellStart"/>
+            <w:r>
+              <w:rPr>
+                <w:rFonts w:ascii="Arial" w:eastAsia="Arial" w:hAnsi="Arial" w:cs="Arial"/>
+                <w:i/>
+              </w:rPr>
+              <w:t>Criterion</w:t>
+            </w:r>
+            <w:proofErr w:type="spellEnd"/>
+            <w:r>
+              <w:rPr>
+                <w:rFonts w:ascii="Arial" w:eastAsia="Arial" w:hAnsi="Arial" w:cs="Arial"/>
+                <w:i/>
+              </w:rPr>
+              <w:t xml:space="preserve"> for </w:t>
+            </w:r>
+            <w:proofErr w:type="spellStart"/>
+            <w:r>
+              <w:rPr>
+                <w:rFonts w:ascii="Arial" w:eastAsia="Arial" w:hAnsi="Arial" w:cs="Arial"/>
+                <w:i/>
+              </w:rPr>
+              <w:t>approval</w:t>
+            </w:r>
+            <w:proofErr w:type="spellEnd"/>
           </w:p>
         </w:tc>
       </w:tr>
@@ -3382,13 +3811,47 @@
               <w:lastRenderedPageBreak/>
               <w:t xml:space="preserve">15. Normas de recuperação / </w:t>
             </w:r>
-            <w:r>
-              <w:rPr>
-                <w:rFonts w:ascii="Arial" w:eastAsia="Arial" w:hAnsi="Arial" w:cs="Arial"/>
-                <w:i/>
-              </w:rPr>
-              <w:t>Norms for remedial work</w:t>
-            </w:r>
+            <w:proofErr w:type="spellStart"/>
+            <w:r>
+              <w:rPr>
+                <w:rFonts w:ascii="Arial" w:eastAsia="Arial" w:hAnsi="Arial" w:cs="Arial"/>
+                <w:i/>
+              </w:rPr>
+              <w:t>Norms</w:t>
+            </w:r>
+            <w:proofErr w:type="spellEnd"/>
+            <w:r>
+              <w:rPr>
+                <w:rFonts w:ascii="Arial" w:eastAsia="Arial" w:hAnsi="Arial" w:cs="Arial"/>
+                <w:i/>
+              </w:rPr>
+              <w:t xml:space="preserve"> for </w:t>
+            </w:r>
+            <w:proofErr w:type="spellStart"/>
+            <w:r>
+              <w:rPr>
+                <w:rFonts w:ascii="Arial" w:eastAsia="Arial" w:hAnsi="Arial" w:cs="Arial"/>
+                <w:i/>
+              </w:rPr>
+              <w:t>remedial</w:t>
+            </w:r>
+            <w:proofErr w:type="spellEnd"/>
+            <w:r>
+              <w:rPr>
+                <w:rFonts w:ascii="Arial" w:eastAsia="Arial" w:hAnsi="Arial" w:cs="Arial"/>
+                <w:i/>
+              </w:rPr>
+              <w:t xml:space="preserve"> </w:t>
+            </w:r>
+            <w:proofErr w:type="spellStart"/>
+            <w:r>
+              <w:rPr>
+                <w:rFonts w:ascii="Arial" w:eastAsia="Arial" w:hAnsi="Arial" w:cs="Arial"/>
+                <w:i/>
+              </w:rPr>
+              <w:t>work</w:t>
+            </w:r>
+            <w:proofErr w:type="spellEnd"/>
           </w:p>
         </w:tc>
       </w:tr>
@@ -3545,6 +4008,7 @@
               </w:rPr>
               <w:t xml:space="preserve">16. Bibliografia / </w:t>
             </w:r>
+            <w:proofErr w:type="spellStart"/>
             <w:r>
               <w:rPr>
                 <w:rFonts w:ascii="Arial" w:eastAsia="Arial" w:hAnsi="Arial" w:cs="Arial"/>
@@ -3552,6 +4016,7 @@
               </w:rPr>
               <w:t>Bibliography</w:t>
             </w:r>
+            <w:proofErr w:type="spellEnd"/>
           </w:p>
           <w:p>
             <w:pPr>
@@ -3728,8 +4193,17 @@
                 <w:rFonts w:ascii="Arial" w:eastAsia="Arial" w:hAnsi="Arial" w:cs="Arial"/>
                 <w:i/>
               </w:rPr>
-              <w:t>/ Social Outreach</w:t>
-            </w:r>
+              <w:t xml:space="preserve">/ Social </w:t>
+            </w:r>
+            <w:proofErr w:type="spellStart"/>
+            <w:r>
+              <w:rPr>
+                <w:rFonts w:ascii="Arial" w:eastAsia="Arial" w:hAnsi="Arial" w:cs="Arial"/>
+                <w:i/>
+              </w:rPr>
+              <w:t>Outreach</w:t>
+            </w:r>
+            <w:proofErr w:type="spellEnd"/>
           </w:p>
         </w:tc>
       </w:tr>
@@ -3778,8 +4252,18 @@
                 <w:b/>
                 <w:i/>
               </w:rPr>
-              <w:t>Target Social Group</w:t>
-            </w:r>
+              <w:t xml:space="preserve">Target Social </w:t>
+            </w:r>
+            <w:proofErr w:type="spellStart"/>
+            <w:r>
+              <w:rPr>
+                <w:rFonts w:ascii="Arial" w:eastAsia="Arial" w:hAnsi="Arial" w:cs="Arial"/>
+                <w:b/>
+                <w:i/>
+              </w:rPr>
+              <w:t>Group</w:t>
+            </w:r>
+            <w:proofErr w:type="spellEnd"/>
           </w:p>
           <w:p>
             <w:pPr>
@@ -3800,13 +4284,47 @@
               </w:rPr>
               <w:t xml:space="preserve">Escolas do ensino médio e fundamental / </w:t>
             </w:r>
-            <w:r>
-              <w:rPr>
-                <w:rFonts w:ascii="Arial" w:eastAsia="Arial" w:hAnsi="Arial" w:cs="Arial"/>
-                <w:i/>
-              </w:rPr>
-              <w:t>Elementary and high schools</w:t>
-            </w:r>
+            <w:proofErr w:type="spellStart"/>
+            <w:r>
+              <w:rPr>
+                <w:rFonts w:ascii="Arial" w:eastAsia="Arial" w:hAnsi="Arial" w:cs="Arial"/>
+                <w:i/>
+              </w:rPr>
+              <w:t>Elementary</w:t>
+            </w:r>
+            <w:proofErr w:type="spellEnd"/>
+            <w:r>
+              <w:rPr>
+                <w:rFonts w:ascii="Arial" w:eastAsia="Arial" w:hAnsi="Arial" w:cs="Arial"/>
+                <w:i/>
+              </w:rPr>
+              <w:t xml:space="preserve"> </w:t>
+            </w:r>
+            <w:proofErr w:type="spellStart"/>
+            <w:r>
+              <w:rPr>
+                <w:rFonts w:ascii="Arial" w:eastAsia="Arial" w:hAnsi="Arial" w:cs="Arial"/>
+                <w:i/>
+              </w:rPr>
+              <w:t>and</w:t>
+            </w:r>
+            <w:proofErr w:type="spellEnd"/>
+            <w:r>
+              <w:rPr>
+                <w:rFonts w:ascii="Arial" w:eastAsia="Arial" w:hAnsi="Arial" w:cs="Arial"/>
+                <w:i/>
+              </w:rPr>
+              <w:t xml:space="preserve"> high </w:t>
+            </w:r>
+            <w:proofErr w:type="spellStart"/>
+            <w:r>
+              <w:rPr>
+                <w:rFonts w:ascii="Arial" w:eastAsia="Arial" w:hAnsi="Arial" w:cs="Arial"/>
+                <w:i/>
+              </w:rPr>
+              <w:t>schools</w:t>
+            </w:r>
+            <w:proofErr w:type="spellEnd"/>
           </w:p>
           <w:p>
             <w:pPr>
@@ -3848,8 +4366,18 @@
                 <w:b/>
                 <w:i/>
               </w:rPr>
-              <w:t>/ Goals</w:t>
-            </w:r>
+              <w:t xml:space="preserve">/ </w:t>
+            </w:r>
+            <w:proofErr w:type="spellStart"/>
+            <w:r>
+              <w:rPr>
+                <w:rFonts w:ascii="Arial" w:eastAsia="Arial" w:hAnsi="Arial" w:cs="Arial"/>
+                <w:b/>
+                <w:i/>
+              </w:rPr>
+              <w:t>Goals</w:t>
+            </w:r>
+            <w:proofErr w:type="spellEnd"/>
           </w:p>
           <w:p>
             <w:pPr>
@@ -3867,7 +4395,147 @@
               <w:rPr>
                 <w:rFonts w:ascii="Arial" w:eastAsia="Arial" w:hAnsi="Arial" w:cs="Arial"/>
               </w:rPr>
-              <w:t>Identificar problemas e projetar soluções que podem ser resolvidas com um sistema fotovoltaico. / Identify problems and design solutions that can be solved with a photovoltaic system.</w:t>
+              <w:t xml:space="preserve">Identificar problemas e projetar soluções que podem ser resolvidas com um sistema fotovoltaico. / </w:t>
+            </w:r>
+            <w:proofErr w:type="spellStart"/>
+            <w:r>
+              <w:rPr>
+                <w:rFonts w:ascii="Arial" w:eastAsia="Arial" w:hAnsi="Arial" w:cs="Arial"/>
+              </w:rPr>
+              <w:t>Identify</w:t>
+            </w:r>
+            <w:proofErr w:type="spellEnd"/>
+            <w:r>
+              <w:rPr>
+                <w:rFonts w:ascii="Arial" w:eastAsia="Arial" w:hAnsi="Arial" w:cs="Arial"/>
+              </w:rPr>
+              <w:t xml:space="preserve"> </w:t>
+            </w:r>
+            <w:proofErr w:type="spellStart"/>
+            <w:r>
+              <w:rPr>
+                <w:rFonts w:ascii="Arial" w:eastAsia="Arial" w:hAnsi="Arial" w:cs="Arial"/>
+              </w:rPr>
+              <w:t>problems</w:t>
+            </w:r>
+            <w:proofErr w:type="spellEnd"/>
+            <w:r>
+              <w:rPr>
+                <w:rFonts w:ascii="Arial" w:eastAsia="Arial" w:hAnsi="Arial" w:cs="Arial"/>
+              </w:rPr>
+              <w:t xml:space="preserve"> </w:t>
+            </w:r>
+            <w:proofErr w:type="spellStart"/>
+            <w:r>
+              <w:rPr>
+                <w:rFonts w:ascii="Arial" w:eastAsia="Arial" w:hAnsi="Arial" w:cs="Arial"/>
+              </w:rPr>
+              <w:t>and</w:t>
+            </w:r>
+            <w:proofErr w:type="spellEnd"/>
+            <w:r>
+              <w:rPr>
+                <w:rFonts w:ascii="Arial" w:eastAsia="Arial" w:hAnsi="Arial" w:cs="Arial"/>
+              </w:rPr>
+              <w:t xml:space="preserve"> design </w:t>
+            </w:r>
+            <w:proofErr w:type="spellStart"/>
+            <w:r>
+              <w:rPr>
+                <w:rFonts w:ascii="Arial" w:eastAsia="Arial" w:hAnsi="Arial" w:cs="Arial"/>
+              </w:rPr>
+              <w:t>solutions</w:t>
+            </w:r>
+            <w:proofErr w:type="spellEnd"/>
+            <w:r>
+              <w:rPr>
+                <w:rFonts w:ascii="Arial" w:eastAsia="Arial" w:hAnsi="Arial" w:cs="Arial"/>
+              </w:rPr>
+              <w:t xml:space="preserve"> </w:t>
+            </w:r>
+            <w:proofErr w:type="spellStart"/>
+            <w:r>
+              <w:rPr>
+                <w:rFonts w:ascii="Arial" w:eastAsia="Arial" w:hAnsi="Arial" w:cs="Arial"/>
+              </w:rPr>
+              <w:t>that</w:t>
+            </w:r>
+            <w:proofErr w:type="spellEnd"/>
+            <w:r>
+              <w:rPr>
+                <w:rFonts w:ascii="Arial" w:eastAsia="Arial" w:hAnsi="Arial" w:cs="Arial"/>
+              </w:rPr>
+              <w:t xml:space="preserve"> </w:t>
+            </w:r>
+            <w:proofErr w:type="spellStart"/>
+            <w:r>
+              <w:rPr>
+                <w:rFonts w:ascii="Arial" w:eastAsia="Arial" w:hAnsi="Arial" w:cs="Arial"/>
+              </w:rPr>
+              <w:t>can</w:t>
+            </w:r>
+            <w:proofErr w:type="spellEnd"/>
+            <w:r>
+              <w:rPr>
+                <w:rFonts w:ascii="Arial" w:eastAsia="Arial" w:hAnsi="Arial" w:cs="Arial"/>
+              </w:rPr>
+              <w:t xml:space="preserve"> </w:t>
+            </w:r>
+            <w:proofErr w:type="spellStart"/>
+            <w:r>
+              <w:rPr>
+                <w:rFonts w:ascii="Arial" w:eastAsia="Arial" w:hAnsi="Arial" w:cs="Arial"/>
+              </w:rPr>
+              <w:t>be</w:t>
+            </w:r>
+            <w:proofErr w:type="spellEnd"/>
+            <w:r>
+              <w:rPr>
+                <w:rFonts w:ascii="Arial" w:eastAsia="Arial" w:hAnsi="Arial" w:cs="Arial"/>
+              </w:rPr>
+              <w:t xml:space="preserve"> </w:t>
+            </w:r>
+            <w:proofErr w:type="spellStart"/>
+            <w:r>
+              <w:rPr>
+                <w:rFonts w:ascii="Arial" w:eastAsia="Arial" w:hAnsi="Arial" w:cs="Arial"/>
+              </w:rPr>
+              <w:t>solved</w:t>
+            </w:r>
+            <w:proofErr w:type="spellEnd"/>
+            <w:r>
+              <w:rPr>
+                <w:rFonts w:ascii="Arial" w:eastAsia="Arial" w:hAnsi="Arial" w:cs="Arial"/>
+              </w:rPr>
+              <w:t xml:space="preserve"> </w:t>
+            </w:r>
+            <w:proofErr w:type="spellStart"/>
+            <w:r>
+              <w:rPr>
+                <w:rFonts w:ascii="Arial" w:eastAsia="Arial" w:hAnsi="Arial" w:cs="Arial"/>
+              </w:rPr>
+              <w:t>with</w:t>
+            </w:r>
+            <w:proofErr w:type="spellEnd"/>
+            <w:r>
+              <w:rPr>
+                <w:rFonts w:ascii="Arial" w:eastAsia="Arial" w:hAnsi="Arial" w:cs="Arial"/>
+              </w:rPr>
+              <w:t xml:space="preserve"> a </w:t>
+            </w:r>
+            <w:proofErr w:type="spellStart"/>
+            <w:r>
+              <w:rPr>
+                <w:rFonts w:ascii="Arial" w:eastAsia="Arial" w:hAnsi="Arial" w:cs="Arial"/>
+              </w:rPr>
+              <w:t>photovoltaic</w:t>
+            </w:r>
+            <w:proofErr w:type="spellEnd"/>
+            <w:r>
+              <w:rPr>
+                <w:rFonts w:ascii="Arial" w:eastAsia="Arial" w:hAnsi="Arial" w:cs="Arial"/>
+              </w:rPr>
+              <w:t xml:space="preserve"> system.</w:t>
             </w:r>
           </w:p>
           <w:p>
@@ -3910,8 +4578,18 @@
                 <w:b/>
                 <w:i/>
               </w:rPr>
-              <w:t>/ Description</w:t>
-            </w:r>
+              <w:t xml:space="preserve">/ </w:t>
+            </w:r>
+            <w:proofErr w:type="spellStart"/>
+            <w:r>
+              <w:rPr>
+                <w:rFonts w:ascii="Arial" w:eastAsia="Arial" w:hAnsi="Arial" w:cs="Arial"/>
+                <w:b/>
+                <w:i/>
+              </w:rPr>
+              <w:t>Description</w:t>
+            </w:r>
+            <w:proofErr w:type="spellEnd"/>
           </w:p>
           <w:p>
             <w:pPr>
@@ -4009,8 +4687,36 @@
                 <w:b/>
                 <w:i/>
               </w:rPr>
-              <w:t xml:space="preserve"> / Evaluation Indicators</w:t>
-            </w:r>
+              <w:t xml:space="preserve"> / </w:t>
+            </w:r>
+            <w:proofErr w:type="spellStart"/>
+            <w:r>
+              <w:rPr>
+                <w:rFonts w:ascii="Arial" w:eastAsia="Arial" w:hAnsi="Arial" w:cs="Arial"/>
+                <w:b/>
+                <w:i/>
+              </w:rPr>
+              <w:t>Evaluation</w:t>
+            </w:r>
+            <w:proofErr w:type="spellEnd"/>
+            <w:r>
+              <w:rPr>
+                <w:rFonts w:ascii="Arial" w:eastAsia="Arial" w:hAnsi="Arial" w:cs="Arial"/>
+                <w:b/>
+                <w:i/>
+              </w:rPr>
+              <w:t xml:space="preserve"> </w:t>
+            </w:r>
+            <w:proofErr w:type="spellStart"/>
+            <w:r>
+              <w:rPr>
+                <w:rFonts w:ascii="Arial" w:eastAsia="Arial" w:hAnsi="Arial" w:cs="Arial"/>
+                <w:b/>
+                <w:i/>
+              </w:rPr>
+              <w:t>Indicators</w:t>
+            </w:r>
+            <w:proofErr w:type="spellEnd"/>
           </w:p>
           <w:p>
             <w:pPr>
@@ -4036,7 +4742,167 @@
                 <w:rFonts w:ascii="Arial" w:eastAsia="Arial" w:hAnsi="Arial" w:cs="Arial"/>
                 <w:i/>
               </w:rPr>
-              <w:t>/ The students present reports and give presentations on the results obtained.</w:t>
+              <w:t xml:space="preserve">/ The </w:t>
+            </w:r>
+            <w:proofErr w:type="spellStart"/>
+            <w:r>
+              <w:rPr>
+                <w:rFonts w:ascii="Arial" w:eastAsia="Arial" w:hAnsi="Arial" w:cs="Arial"/>
+                <w:i/>
+              </w:rPr>
+              <w:t>students</w:t>
+            </w:r>
+            <w:proofErr w:type="spellEnd"/>
+            <w:r>
+              <w:rPr>
+                <w:rFonts w:ascii="Arial" w:eastAsia="Arial" w:hAnsi="Arial" w:cs="Arial"/>
+                <w:i/>
+              </w:rPr>
+              <w:t xml:space="preserve"> </w:t>
+            </w:r>
+            <w:proofErr w:type="spellStart"/>
+            <w:r>
+              <w:rPr>
+                <w:rFonts w:ascii="Arial" w:eastAsia="Arial" w:hAnsi="Arial" w:cs="Arial"/>
+                <w:i/>
+              </w:rPr>
+              <w:t>present</w:t>
+            </w:r>
+            <w:proofErr w:type="spellEnd"/>
+            <w:r>
+              <w:rPr>
+                <w:rFonts w:ascii="Arial" w:eastAsia="Arial" w:hAnsi="Arial" w:cs="Arial"/>
+                <w:i/>
+              </w:rPr>
+              <w:t xml:space="preserve"> </w:t>
+            </w:r>
+            <w:proofErr w:type="spellStart"/>
+            <w:r>
+              <w:rPr>
+                <w:rFonts w:ascii="Arial" w:eastAsia="Arial" w:hAnsi="Arial" w:cs="Arial"/>
+                <w:i/>
+              </w:rPr>
+              <w:t>reports</w:t>
+            </w:r>
+            <w:proofErr w:type="spellEnd"/>
+            <w:r>
+              <w:rPr>
+                <w:rFonts w:ascii="Arial" w:eastAsia="Arial" w:hAnsi="Arial" w:cs="Arial"/>
+                <w:i/>
+              </w:rPr>
+              <w:t xml:space="preserve"> </w:t>
+            </w:r>
+            <w:proofErr w:type="spellStart"/>
+            <w:r>
+              <w:rPr>
+                <w:rFonts w:ascii="Arial" w:eastAsia="Arial" w:hAnsi="Arial" w:cs="Arial"/>
+                <w:i/>
+              </w:rPr>
+              <w:t>and</w:t>
+            </w:r>
+            <w:proofErr w:type="spellEnd"/>
+            <w:r>
+              <w:rPr>
+                <w:rFonts w:ascii="Arial" w:eastAsia="Arial" w:hAnsi="Arial" w:cs="Arial"/>
+                <w:i/>
+              </w:rPr>
+              <w:t xml:space="preserve"> </w:t>
+            </w:r>
+            <w:proofErr w:type="spellStart"/>
+            <w:r>
+              <w:rPr>
+                <w:rFonts w:ascii="Arial" w:eastAsia="Arial" w:hAnsi="Arial" w:cs="Arial"/>
+                <w:i/>
+              </w:rPr>
+              <w:t>give</w:t>
+            </w:r>
+            <w:proofErr w:type="spellEnd"/>
+            <w:r>
+              <w:rPr>
+                <w:rFonts w:ascii="Arial" w:eastAsia="Arial" w:hAnsi="Arial" w:cs="Arial"/>
+                <w:i/>
+              </w:rPr>
+              <w:t xml:space="preserve"> </w:t>
+            </w:r>
+            <w:proofErr w:type="spellStart"/>
+            <w:r>
+              <w:rPr>
+                <w:rFonts w:ascii="Arial" w:eastAsia="Arial" w:hAnsi="Arial" w:cs="Arial"/>
+                <w:i/>
+              </w:rPr>
+              <w:t>presentations</w:t>
+            </w:r>
+            <w:proofErr w:type="spellEnd"/>
+            <w:r>
+              <w:rPr>
+                <w:rFonts w:ascii="Arial" w:eastAsia="Arial" w:hAnsi="Arial" w:cs="Arial"/>
+                <w:i/>
+              </w:rPr>
+              <w:t xml:space="preserve"> </w:t>
+            </w:r>
+            <w:proofErr w:type="spellStart"/>
+            <w:r>
+              <w:rPr>
+                <w:rFonts w:ascii="Arial" w:eastAsia="Arial" w:hAnsi="Arial" w:cs="Arial"/>
+                <w:i/>
+              </w:rPr>
+              <w:t>on</w:t>
+            </w:r>
+            <w:proofErr w:type="spellEnd"/>
+            <w:r>
+              <w:rPr>
+                <w:rFonts w:ascii="Arial" w:eastAsia="Arial" w:hAnsi="Arial" w:cs="Arial"/>
+                <w:i/>
+              </w:rPr>
+              <w:t xml:space="preserve"> </w:t>
+            </w:r>
+            <w:proofErr w:type="spellStart"/>
+            <w:r>
+              <w:rPr>
+                <w:rFonts w:ascii="Arial" w:eastAsia="Arial" w:hAnsi="Arial" w:cs="Arial"/>
+                <w:i/>
+              </w:rPr>
+              <w:t>the</w:t>
+            </w:r>
+            <w:proofErr w:type="spellEnd"/>
+            <w:r>
+              <w:rPr>
+                <w:rFonts w:ascii="Arial" w:eastAsia="Arial" w:hAnsi="Arial" w:cs="Arial"/>
+                <w:i/>
+              </w:rPr>
+              <w:t xml:space="preserve"> </w:t>
+            </w:r>
+            <w:proofErr w:type="spellStart"/>
+            <w:r>
+              <w:rPr>
+                <w:rFonts w:ascii="Arial" w:eastAsia="Arial" w:hAnsi="Arial" w:cs="Arial"/>
+                <w:i/>
+              </w:rPr>
+              <w:t>results</w:t>
+            </w:r>
+            <w:proofErr w:type="spellEnd"/>
+            <w:r>
+              <w:rPr>
+                <w:rFonts w:ascii="Arial" w:eastAsia="Arial" w:hAnsi="Arial" w:cs="Arial"/>
+                <w:i/>
+              </w:rPr>
+              <w:t xml:space="preserve"> </w:t>
+            </w:r>
+            <w:proofErr w:type="spellStart"/>
+            <w:r>
+              <w:rPr>
+                <w:rFonts w:ascii="Arial" w:eastAsia="Arial" w:hAnsi="Arial" w:cs="Arial"/>
+                <w:i/>
+              </w:rPr>
+              <w:t>obtained</w:t>
+            </w:r>
+            <w:proofErr w:type="spellEnd"/>
+            <w:r>
+              <w:rPr>
+                <w:rFonts w:ascii="Arial" w:eastAsia="Arial" w:hAnsi="Arial" w:cs="Arial"/>
+                <w:i/>
+              </w:rPr>
+              <w:t>.</w:t>
             </w:r>
           </w:p>
         </w:tc>
@@ -4253,7 +5119,27 @@
         <w:szCs w:val="24"/>
       </w:rPr>
       <w:tab/>
-      <w:t>Anexo D / Annex D</w:t>
+      <w:t xml:space="preserve">Anexo D / </w:t>
+    </w:r>
+    <w:proofErr w:type="spellStart"/>
+    <w:r>
+      <w:rPr>
+        <w:rFonts w:ascii="Arial" w:eastAsia="Arial" w:hAnsi="Arial" w:cs="Arial"/>
+        <w:color w:val="000000"/>
+        <w:sz w:val="24"/>
+        <w:szCs w:val="24"/>
+      </w:rPr>
+      <w:t>Annex</w:t>
+    </w:r>
+    <w:proofErr w:type="spellEnd"/>
+    <w:r>
+      <w:rPr>
+        <w:rFonts w:ascii="Arial" w:eastAsia="Arial" w:hAnsi="Arial" w:cs="Arial"/>
+        <w:color w:val="000000"/>
+        <w:sz w:val="24"/>
+        <w:szCs w:val="24"/>
+      </w:rPr>
+      <w:t xml:space="preserve"> D</w:t>
     </w:r>
   </w:p>
 </w:hdr>
@@ -4892,8 +5778,9 @@
   <w:style w:type="paragraph" w:default="1" w:styleId="Normal">
     <w:name w:val="Normal"/>
     <w:qFormat/>
+    <w:rsid w:val="000E1ABA"/>
   </w:style>
-  <w:style w:type="paragraph" w:styleId="Heading1">
+  <w:style w:type="paragraph" w:styleId="Ttulo1">
     <w:name w:val="heading 1"/>
     <w:basedOn w:val="Normal"/>
     <w:next w:val="Normal"/>
@@ -4918,7 +5805,7 @@
       <w:szCs w:val="32"/>
     </w:rPr>
   </w:style>
-  <w:style w:type="paragraph" w:styleId="Heading2">
+  <w:style w:type="paragraph" w:styleId="Ttulo2">
     <w:name w:val="heading 2"/>
     <w:basedOn w:val="Normal"/>
     <w:next w:val="Normal"/>
@@ -4948,7 +5835,7 @@
       <w:szCs w:val="28"/>
     </w:rPr>
   </w:style>
-  <w:style w:type="paragraph" w:styleId="Heading3">
+  <w:style w:type="paragraph" w:styleId="Ttulo3">
     <w:name w:val="heading 3"/>
     <w:basedOn w:val="Normal"/>
     <w:next w:val="Normal"/>
@@ -4977,7 +5864,7 @@
       <w:szCs w:val="26"/>
     </w:rPr>
   </w:style>
-  <w:style w:type="paragraph" w:styleId="Heading4">
+  <w:style w:type="paragraph" w:styleId="Ttulo4">
     <w:name w:val="heading 4"/>
     <w:basedOn w:val="Normal"/>
     <w:next w:val="Normal"/>
@@ -5005,7 +5892,7 @@
       <w:szCs w:val="28"/>
     </w:rPr>
   </w:style>
-  <w:style w:type="paragraph" w:styleId="Heading5">
+  <w:style w:type="paragraph" w:styleId="Ttulo5">
     <w:name w:val="heading 5"/>
     <w:basedOn w:val="Normal"/>
     <w:next w:val="Normal"/>
@@ -5037,7 +5924,7 @@
       <w:szCs w:val="26"/>
     </w:rPr>
   </w:style>
-  <w:style w:type="paragraph" w:styleId="Heading6">
+  <w:style w:type="paragraph" w:styleId="Ttulo6">
     <w:name w:val="heading 6"/>
     <w:basedOn w:val="Normal"/>
     <w:next w:val="Normal"/>
@@ -5063,13 +5950,13 @@
       <w:color w:val="000000"/>
     </w:rPr>
   </w:style>
-  <w:style w:type="character" w:default="1" w:styleId="DefaultParagraphFont">
+  <w:style w:type="character" w:default="1" w:styleId="Fontepargpadro">
     <w:name w:val="Default Paragraph Font"/>
     <w:uiPriority w:val="1"/>
     <w:semiHidden/>
     <w:unhideWhenUsed/>
   </w:style>
-  <w:style w:type="table" w:default="1" w:styleId="TableNormal">
+  <w:style w:type="table" w:default="1" w:styleId="Tabelanormal">
     <w:name w:val="Normal Table"/>
     <w:uiPriority w:val="99"/>
     <w:semiHidden/>
@@ -5084,13 +5971,13 @@
       </w:tblCellMar>
     </w:tblPr>
   </w:style>
-  <w:style w:type="numbering" w:default="1" w:styleId="NoList">
+  <w:style w:type="numbering" w:default="1" w:styleId="Semlista">
     <w:name w:val="No List"/>
     <w:uiPriority w:val="99"/>
     <w:semiHidden/>
     <w:unhideWhenUsed/>
   </w:style>
-  <w:style w:type="table" w:customStyle="1" w:styleId="TableNormal0">
+  <w:style w:type="table" w:customStyle="1" w:styleId="TableNormal">
     <w:name w:val="TableNormal"/>
     <w:tblPr>
       <w:tblCellMar>
@@ -5101,7 +5988,7 @@
       </w:tblCellMar>
     </w:tblPr>
   </w:style>
-  <w:style w:type="paragraph" w:styleId="Title">
+  <w:style w:type="paragraph" w:styleId="Ttulo">
     <w:name w:val="Title"/>
     <w:basedOn w:val="Normal"/>
     <w:next w:val="Normal"/>
@@ -5118,7 +6005,7 @@
       <w:szCs w:val="72"/>
     </w:rPr>
   </w:style>
-  <w:style w:type="paragraph" w:styleId="Subtitle">
+  <w:style w:type="paragraph" w:styleId="Subttulo">
     <w:name w:val="Subtitle"/>
     <w:basedOn w:val="Normal"/>
     <w:next w:val="Normal"/>
@@ -5138,7 +6025,7 @@
     </w:rPr>
   </w:style>
   <w:style w:type="table" w:customStyle="1" w:styleId="a">
-    <w:basedOn w:val="TableNormal0"/>
+    <w:basedOn w:val="TableNormal"/>
     <w:tblPr>
       <w:tblStyleRowBandSize w:val="1"/>
       <w:tblStyleColBandSize w:val="1"/>
@@ -5149,7 +6036,7 @@
     </w:tblPr>
   </w:style>
   <w:style w:type="table" w:customStyle="1" w:styleId="a0">
-    <w:basedOn w:val="TableNormal0"/>
+    <w:basedOn w:val="TableNormal"/>
     <w:tblPr>
       <w:tblStyleRowBandSize w:val="1"/>
       <w:tblStyleColBandSize w:val="1"/>
@@ -5159,10 +6046,10 @@
       </w:tblCellMar>
     </w:tblPr>
   </w:style>
-  <w:style w:type="paragraph" w:styleId="Header">
+  <w:style w:type="paragraph" w:styleId="Cabealho">
     <w:name w:val="header"/>
     <w:basedOn w:val="Normal"/>
-    <w:link w:val="HeaderChar"/>
+    <w:link w:val="CabealhoChar"/>
     <w:uiPriority w:val="99"/>
     <w:unhideWhenUsed/>
     <w:rsid w:val="007D0702"/>
@@ -5173,17 +6060,17 @@
       </w:tabs>
     </w:pPr>
   </w:style>
-  <w:style w:type="character" w:customStyle="1" w:styleId="HeaderChar">
-    <w:name w:val="Header Char"/>
-    <w:basedOn w:val="DefaultParagraphFont"/>
-    <w:link w:val="Header"/>
+  <w:style w:type="character" w:customStyle="1" w:styleId="CabealhoChar">
+    <w:name w:val="Cabeçalho Char"/>
+    <w:basedOn w:val="Fontepargpadro"/>
+    <w:link w:val="Cabealho"/>
     <w:uiPriority w:val="99"/>
     <w:rsid w:val="007D0702"/>
   </w:style>
-  <w:style w:type="paragraph" w:styleId="Footer">
+  <w:style w:type="paragraph" w:styleId="Rodap">
     <w:name w:val="footer"/>
     <w:basedOn w:val="Normal"/>
-    <w:link w:val="FooterChar"/>
+    <w:link w:val="RodapChar"/>
     <w:uiPriority w:val="99"/>
     <w:unhideWhenUsed/>
     <w:rsid w:val="007D0702"/>
@@ -5194,10 +6081,10 @@
       </w:tabs>
     </w:pPr>
   </w:style>
-  <w:style w:type="character" w:customStyle="1" w:styleId="FooterChar">
-    <w:name w:val="Footer Char"/>
-    <w:basedOn w:val="DefaultParagraphFont"/>
-    <w:link w:val="Footer"/>
+  <w:style w:type="character" w:customStyle="1" w:styleId="RodapChar">
+    <w:name w:val="Rodapé Char"/>
+    <w:basedOn w:val="Fontepargpadro"/>
+    <w:link w:val="Rodap"/>
     <w:uiPriority w:val="99"/>
     <w:rsid w:val="007D0702"/>
   </w:style>
